--- a/docs/02_User_Manual.docx
+++ b/docs/02_User_Manual.docx
@@ -165,7 +165,7 @@
                 <w:color w:val="1C2B3A"/>
                 <w:sz w:val="22"/>
               </w:rPr>
-              <w:t>v1.0</w:t>
+              <w:t>v1.1</w:t>
             </w:r>
           </w:p>
         </w:tc>
@@ -201,7 +201,7 @@
                 <w:color w:val="1C2B3A"/>
                 <w:sz w:val="22"/>
               </w:rPr>
-              <w:t>1 August 2026</w:t>
+              <w:t>2 August 2026</w:t>
             </w:r>
           </w:p>
         </w:tc>
@@ -309,7 +309,7 @@
                 <w:color w:val="1C2B3A"/>
                 <w:sz w:val="22"/>
               </w:rPr>
-              <w:t>P3MAI Method Map (PRINCE2 7)</w:t>
+              <w:t>P3MAI Method Map (PRINCE2 7 · MSP 5th ed · SAFe 6.0 Essential)</w:t>
             </w:r>
           </w:p>
         </w:tc>
@@ -492,6 +492,76 @@
           </w:p>
         </w:tc>
       </w:tr>
+      <w:tr>
+        <w:tc>
+          <w:tcPr>
+            <w:tcW w:type="dxa" w:w="2353"/>
+          </w:tcPr>
+          <w:p>
+            <w:r>
+              <w:rPr>
+                <w:rFonts w:ascii="Segoe UI" w:hAnsi="Segoe UI" w:cs="Segoe UI"/>
+                <w:b w:val="0"/>
+                <w:i w:val="0"/>
+                <w:color w:val="1C2B3A"/>
+                <w:sz w:val="20"/>
+              </w:rPr>
+              <w:t>v1.1</w:t>
+            </w:r>
+          </w:p>
+        </w:tc>
+        <w:tc>
+          <w:tcPr>
+            <w:tcW w:type="dxa" w:w="2353"/>
+          </w:tcPr>
+          <w:p>
+            <w:r>
+              <w:rPr>
+                <w:rFonts w:ascii="Segoe UI" w:hAnsi="Segoe UI" w:cs="Segoe UI"/>
+                <w:b w:val="0"/>
+                <w:i w:val="0"/>
+                <w:color w:val="1C2B3A"/>
+                <w:sz w:val="20"/>
+              </w:rPr>
+              <w:t>2026-08-02</w:t>
+            </w:r>
+          </w:p>
+        </w:tc>
+        <w:tc>
+          <w:tcPr>
+            <w:tcW w:type="dxa" w:w="2353"/>
+          </w:tcPr>
+          <w:p>
+            <w:r>
+              <w:rPr>
+                <w:rFonts w:ascii="Segoe UI" w:hAnsi="Segoe UI" w:cs="Segoe UI"/>
+                <w:b w:val="0"/>
+                <w:i w:val="0"/>
+                <w:color w:val="1C2B3A"/>
+                <w:sz w:val="20"/>
+              </w:rPr>
+              <w:t>Douglas Colvin</w:t>
+            </w:r>
+          </w:p>
+        </w:tc>
+        <w:tc>
+          <w:tcPr>
+            <w:tcW w:type="dxa" w:w="2353"/>
+          </w:tcPr>
+          <w:p>
+            <w:r>
+              <w:rPr>
+                <w:rFonts w:ascii="Segoe UI" w:hAnsi="Segoe UI" w:cs="Segoe UI"/>
+                <w:b w:val="0"/>
+                <w:i w:val="0"/>
+                <w:color w:val="1C2B3A"/>
+                <w:sz w:val="20"/>
+              </w:rPr>
+              <w:t>Multi-framework update: the map now hosts PRINCE2, MSP and SAFe. Added the framework picker / addresses and a section on the SAFe map; PRINCE2 remains the worked example throughout.</w:t>
+            </w:r>
+          </w:p>
+        </w:tc>
+      </w:tr>
     </w:tbl>
     <w:p/>
     <w:p>
@@ -581,7 +651,7 @@
           <w:color w:val="1C2B3A"/>
           <w:sz w:val="22"/>
         </w:rPr>
-        <w:t xml:space="preserve"> turns PRINCE2 7 into an interactive picture. Instead of reading a cross-reference spreadsheet, you explore the method as a network: see which </w:t>
+        <w:t xml:space="preserve"> turns a management method into an interactive picture. Instead of reading a cross-reference spreadsheet, you explore the method as a network: see which </w:t>
       </w:r>
       <w:r>
         <w:rPr>
@@ -641,26 +711,6 @@
           <w:color w:val="1C2B3A"/>
           <w:sz w:val="22"/>
         </w:rPr>
-        <w:t xml:space="preserve"> and </w:t>
-      </w:r>
-      <w:r>
-        <w:rPr>
-          <w:rFonts w:ascii="Segoe UI" w:hAnsi="Segoe UI" w:cs="Segoe UI"/>
-          <w:b/>
-          <w:i w:val="0"/>
-          <w:color w:val="1C2B3A"/>
-          <w:sz w:val="22"/>
-        </w:rPr>
-        <w:t>management approaches</w:t>
-      </w:r>
-      <w:r>
-        <w:rPr>
-          <w:rFonts w:ascii="Segoe UI" w:hAnsi="Segoe UI" w:cs="Segoe UI"/>
-          <w:b w:val="0"/>
-          <w:i w:val="0"/>
-          <w:color w:val="1C2B3A"/>
-          <w:sz w:val="22"/>
-        </w:rPr>
         <w:t xml:space="preserve"> it draws on, and which </w:t>
       </w:r>
       <w:r>
@@ -671,7 +721,27 @@
           <w:color w:val="1C2B3A"/>
           <w:sz w:val="22"/>
         </w:rPr>
-        <w:t>management products</w:t>
+        <w:t>products</w:t>
+      </w:r>
+      <w:r>
+        <w:rPr>
+          <w:rFonts w:ascii="Segoe UI" w:hAnsi="Segoe UI" w:cs="Segoe UI"/>
+          <w:b w:val="0"/>
+          <w:i w:val="0"/>
+          <w:color w:val="1C2B3A"/>
+          <w:sz w:val="22"/>
+        </w:rPr>
+        <w:t xml:space="preserve"> or </w:t>
+      </w:r>
+      <w:r>
+        <w:rPr>
+          <w:rFonts w:ascii="Segoe UI" w:hAnsi="Segoe UI" w:cs="Segoe UI"/>
+          <w:b/>
+          <w:i w:val="0"/>
+          <w:color w:val="1C2B3A"/>
+          <w:sz w:val="22"/>
+        </w:rPr>
+        <w:t>artefacts</w:t>
       </w:r>
       <w:r>
         <w:rPr>
@@ -693,9 +763,174 @@
           <w:color w:val="1C2B3A"/>
           <w:sz w:val="22"/>
         </w:rPr>
-        <w:t>It is useful when tailoring a project, onboarding a team, or explaining PRINCE2 governance to a client — anywhere you need to see how one part of the method connects to the rest.</w:t>
+        <w:t>It is useful when tailoring an engagement, onboarding a team, or explaining governance to a client — anywhere you need to see how one part of a method connects to the rest.</w:t>
       </w:r>
     </w:p>
+    <w:tbl>
+      <w:tblPr>
+        <w:tblW w:type="auto" w:w="0"/>
+        <w:tblLook w:firstColumn="1" w:firstRow="1" w:lastColumn="0" w:lastRow="0" w:noHBand="0" w:noVBand="1" w:val="04A0"/>
+      </w:tblPr>
+      <w:tblGrid>
+        <w:gridCol w:w="9412"/>
+      </w:tblGrid>
+      <w:tr>
+        <w:tc>
+          <w:tcPr>
+            <w:tcW w:type="dxa" w:w="9412"/>
+            <w:shd w:val="clear" w:fill="EAF2FB"/>
+            <w:tcBorders>
+              <w:left w:val="single" w:sz="36" w:color="0B2545"/>
+            </w:tcBorders>
+          </w:tcPr>
+          <w:p>
+            <w:r>
+              <w:rPr>
+                <w:rFonts w:ascii="Segoe UI Semibold" w:hAnsi="Segoe UI Semibold" w:cs="Segoe UI Semibold"/>
+                <w:b/>
+                <w:i w:val="0"/>
+                <w:color w:val="0B2545"/>
+                <w:sz w:val="21"/>
+              </w:rPr>
+              <w:t>🔒  Three methods, one tool</w:t>
+            </w:r>
+          </w:p>
+          <w:p>
+            <w:r>
+              <w:rPr>
+                <w:rFonts w:ascii="Segoe UI" w:hAnsi="Segoe UI" w:cs="Segoe UI"/>
+                <w:b w:val="0"/>
+                <w:i w:val="0"/>
+                <w:color w:val="1C2B3A"/>
+                <w:sz w:val="20"/>
+              </w:rPr>
+              <w:t xml:space="preserve">The Method Map now covers </w:t>
+            </w:r>
+            <w:r>
+              <w:rPr>
+                <w:rFonts w:ascii="Segoe UI" w:hAnsi="Segoe UI" w:cs="Segoe UI"/>
+                <w:b/>
+                <w:i w:val="0"/>
+                <w:color w:val="1C2B3A"/>
+                <w:sz w:val="20"/>
+              </w:rPr>
+              <w:t>three frameworks</w:t>
+            </w:r>
+            <w:r>
+              <w:rPr>
+                <w:rFonts w:ascii="Segoe UI" w:hAnsi="Segoe UI" w:cs="Segoe UI"/>
+                <w:b w:val="0"/>
+                <w:i w:val="0"/>
+                <w:color w:val="1C2B3A"/>
+                <w:sz w:val="20"/>
+              </w:rPr>
+              <w:t xml:space="preserve">, each as its own map with its own layers, codes and lifecycle: </w:t>
+            </w:r>
+            <w:r>
+              <w:rPr>
+                <w:rFonts w:ascii="Segoe UI" w:hAnsi="Segoe UI" w:cs="Segoe UI"/>
+                <w:b/>
+                <w:i w:val="0"/>
+                <w:color w:val="1C2B3A"/>
+                <w:sz w:val="20"/>
+              </w:rPr>
+              <w:t>PRINCE2 7</w:t>
+            </w:r>
+            <w:r>
+              <w:rPr>
+                <w:rFonts w:ascii="Segoe UI" w:hAnsi="Segoe UI" w:cs="Segoe UI"/>
+                <w:b w:val="0"/>
+                <w:i w:val="0"/>
+                <w:color w:val="1C2B3A"/>
+                <w:sz w:val="20"/>
+              </w:rPr>
+              <w:t xml:space="preserve"> (projects), </w:t>
+            </w:r>
+            <w:r>
+              <w:rPr>
+                <w:rFonts w:ascii="Segoe UI" w:hAnsi="Segoe UI" w:cs="Segoe UI"/>
+                <w:b/>
+                <w:i w:val="0"/>
+                <w:color w:val="1C2B3A"/>
+                <w:sz w:val="20"/>
+              </w:rPr>
+              <w:t>MSP 5th edition</w:t>
+            </w:r>
+            <w:r>
+              <w:rPr>
+                <w:rFonts w:ascii="Segoe UI" w:hAnsi="Segoe UI" w:cs="Segoe UI"/>
+                <w:b w:val="0"/>
+                <w:i w:val="0"/>
+                <w:color w:val="1C2B3A"/>
+                <w:sz w:val="20"/>
+              </w:rPr>
+              <w:t xml:space="preserve"> (programmes) and </w:t>
+            </w:r>
+            <w:r>
+              <w:rPr>
+                <w:rFonts w:ascii="Segoe UI" w:hAnsi="Segoe UI" w:cs="Segoe UI"/>
+                <w:b/>
+                <w:i w:val="0"/>
+                <w:color w:val="1C2B3A"/>
+                <w:sz w:val="20"/>
+              </w:rPr>
+              <w:t>SAFe 6.0 Essential</w:t>
+            </w:r>
+            <w:r>
+              <w:rPr>
+                <w:rFonts w:ascii="Segoe UI" w:hAnsi="Segoe UI" w:cs="Segoe UI"/>
+                <w:b w:val="0"/>
+                <w:i w:val="0"/>
+                <w:color w:val="1C2B3A"/>
+                <w:sz w:val="20"/>
+              </w:rPr>
+              <w:t xml:space="preserve"> (scaled agile). This manual uses </w:t>
+            </w:r>
+            <w:r>
+              <w:rPr>
+                <w:rFonts w:ascii="Segoe UI" w:hAnsi="Segoe UI" w:cs="Segoe UI"/>
+                <w:b/>
+                <w:i w:val="0"/>
+                <w:color w:val="1C2B3A"/>
+                <w:sz w:val="20"/>
+              </w:rPr>
+              <w:t>PRINCE2 as the worked example</w:t>
+            </w:r>
+            <w:r>
+              <w:rPr>
+                <w:rFonts w:ascii="Segoe UI" w:hAnsi="Segoe UI" w:cs="Segoe UI"/>
+                <w:b w:val="0"/>
+                <w:i w:val="0"/>
+                <w:color w:val="1C2B3A"/>
+                <w:sz w:val="20"/>
+              </w:rPr>
+              <w:t xml:space="preserve"> — every screen, control and export works the same way in all three; only the element types and codes differ (see §12). The in-app </w:t>
+            </w:r>
+            <w:r>
+              <w:rPr>
+                <w:rFonts w:ascii="Segoe UI" w:hAnsi="Segoe UI" w:cs="Segoe UI"/>
+                <w:b/>
+                <w:i w:val="0"/>
+                <w:color w:val="1C2B3A"/>
+                <w:sz w:val="20"/>
+              </w:rPr>
+              <w:t>Guide</w:t>
+            </w:r>
+            <w:r>
+              <w:rPr>
+                <w:rFonts w:ascii="Segoe UI" w:hAnsi="Segoe UI" w:cs="Segoe UI"/>
+                <w:b w:val="0"/>
+                <w:i w:val="0"/>
+                <w:color w:val="1C2B3A"/>
+                <w:sz w:val="20"/>
+              </w:rPr>
+              <w:t xml:space="preserve"> page always describes the framework you are looking at.</w:t>
+            </w:r>
+          </w:p>
+        </w:tc>
+      </w:tr>
+    </w:tbl>
+    <w:p/>
     <w:p>
       <w:pPr>
         <w:pStyle w:val="Heading2"/>
@@ -721,7 +956,7 @@
           <w:color w:val="1C2B3A"/>
           <w:sz w:val="22"/>
         </w:rPr>
-        <w:t>Anyone working with PRINCE2 — project managers, PMO staff, consultants and those learning the method. No technical knowledge is needed.</w:t>
+        <w:t>Anyone working with these methods — project, programme and portfolio managers, PMO staff, agile leaders, consultants and those learning a framework. No technical knowledge is needed.</w:t>
       </w:r>
     </w:p>
     <w:p>
@@ -749,18 +984,170 @@
           <w:color w:val="1C2B3A"/>
           <w:sz w:val="22"/>
         </w:rPr>
-        <w:t xml:space="preserve">Open the Method Map in a web browser at </w:t>
+        <w:t>Open the Method Map in a web browser — each framework has its own address behind the shared front door:</w:t>
       </w:r>
-      <w:r>
-        <w:rPr>
-          <w:rFonts w:ascii="Segoe UI" w:hAnsi="Segoe UI" w:cs="Segoe UI"/>
-          <w:b/>
-          <w:i w:val="0"/>
-          <w:color w:val="1C2B3A"/>
-          <w:sz w:val="22"/>
-        </w:rPr>
-        <w:t>method-map.onrender.com</w:t>
-      </w:r>
+    </w:p>
+    <w:tbl>
+      <w:tblPr>
+        <w:tblStyle w:val="TableGrid"/>
+        <w:tblW w:type="auto" w:w="0"/>
+        <w:tblLook w:firstColumn="1" w:firstRow="1" w:lastColumn="0" w:lastRow="0" w:noHBand="0" w:noVBand="1" w:val="04A0"/>
+      </w:tblPr>
+      <w:tblGrid>
+        <w:gridCol w:w="4706"/>
+        <w:gridCol w:w="4706"/>
+      </w:tblGrid>
+      <w:tr>
+        <w:tc>
+          <w:tcPr>
+            <w:tcW w:type="dxa" w:w="2835"/>
+            <w:shd w:val="clear" w:fill="0B2545"/>
+          </w:tcPr>
+          <w:p>
+            <w:r>
+              <w:rPr>
+                <w:rFonts w:ascii="Segoe UI Semibold" w:hAnsi="Segoe UI Semibold" w:cs="Segoe UI Semibold"/>
+                <w:b/>
+                <w:i w:val="0"/>
+                <w:color w:val="FFFFFF"/>
+                <w:sz w:val="20"/>
+              </w:rPr>
+              <w:t>Framework</w:t>
+            </w:r>
+          </w:p>
+        </w:tc>
+        <w:tc>
+          <w:tcPr>
+            <w:tcW w:type="dxa" w:w="5953"/>
+            <w:shd w:val="clear" w:fill="0B2545"/>
+          </w:tcPr>
+          <w:p>
+            <w:r>
+              <w:rPr>
+                <w:rFonts w:ascii="Segoe UI Semibold" w:hAnsi="Segoe UI Semibold" w:cs="Segoe UI Semibold"/>
+                <w:b/>
+                <w:i w:val="0"/>
+                <w:color w:val="FFFFFF"/>
+                <w:sz w:val="20"/>
+              </w:rPr>
+              <w:t>Address</w:t>
+            </w:r>
+          </w:p>
+        </w:tc>
+      </w:tr>
+      <w:tr>
+        <w:tc>
+          <w:tcPr>
+            <w:tcW w:type="dxa" w:w="2835"/>
+          </w:tcPr>
+          <w:p>
+            <w:r>
+              <w:rPr>
+                <w:rFonts w:ascii="Segoe UI" w:hAnsi="Segoe UI" w:cs="Segoe UI"/>
+                <w:b w:val="0"/>
+                <w:i w:val="0"/>
+                <w:color w:val="1C2B3A"/>
+                <w:sz w:val="19"/>
+              </w:rPr>
+              <w:t>PRINCE2 7</w:t>
+            </w:r>
+          </w:p>
+        </w:tc>
+        <w:tc>
+          <w:tcPr>
+            <w:tcW w:type="dxa" w:w="5953"/>
+          </w:tcPr>
+          <w:p>
+            <w:r>
+              <w:rPr>
+                <w:rFonts w:ascii="Segoe UI" w:hAnsi="Segoe UI" w:cs="Segoe UI"/>
+                <w:b w:val="0"/>
+                <w:i w:val="0"/>
+                <w:color w:val="1C2B3A"/>
+                <w:sz w:val="19"/>
+              </w:rPr>
+              <w:t>apps.p3mai.com/prince2</w:t>
+            </w:r>
+          </w:p>
+        </w:tc>
+      </w:tr>
+      <w:tr>
+        <w:tc>
+          <w:tcPr>
+            <w:tcW w:type="dxa" w:w="2835"/>
+            <w:shd w:val="clear" w:fill="F3F6FA"/>
+          </w:tcPr>
+          <w:p>
+            <w:r>
+              <w:rPr>
+                <w:rFonts w:ascii="Segoe UI" w:hAnsi="Segoe UI" w:cs="Segoe UI"/>
+                <w:b w:val="0"/>
+                <w:i w:val="0"/>
+                <w:color w:val="1C2B3A"/>
+                <w:sz w:val="19"/>
+              </w:rPr>
+              <w:t>MSP 5th edition</w:t>
+            </w:r>
+          </w:p>
+        </w:tc>
+        <w:tc>
+          <w:tcPr>
+            <w:tcW w:type="dxa" w:w="5953"/>
+            <w:shd w:val="clear" w:fill="F3F6FA"/>
+          </w:tcPr>
+          <w:p>
+            <w:r>
+              <w:rPr>
+                <w:rFonts w:ascii="Segoe UI" w:hAnsi="Segoe UI" w:cs="Segoe UI"/>
+                <w:b w:val="0"/>
+                <w:i w:val="0"/>
+                <w:color w:val="1C2B3A"/>
+                <w:sz w:val="19"/>
+              </w:rPr>
+              <w:t>apps.p3mai.com/msp</w:t>
+            </w:r>
+          </w:p>
+        </w:tc>
+      </w:tr>
+      <w:tr>
+        <w:tc>
+          <w:tcPr>
+            <w:tcW w:type="dxa" w:w="2835"/>
+          </w:tcPr>
+          <w:p>
+            <w:r>
+              <w:rPr>
+                <w:rFonts w:ascii="Segoe UI" w:hAnsi="Segoe UI" w:cs="Segoe UI"/>
+                <w:b w:val="0"/>
+                <w:i w:val="0"/>
+                <w:color w:val="1C2B3A"/>
+                <w:sz w:val="19"/>
+              </w:rPr>
+              <w:t>SAFe 6.0 Essential</w:t>
+            </w:r>
+          </w:p>
+        </w:tc>
+        <w:tc>
+          <w:tcPr>
+            <w:tcW w:type="dxa" w:w="5953"/>
+          </w:tcPr>
+          <w:p>
+            <w:r>
+              <w:rPr>
+                <w:rFonts w:ascii="Segoe UI" w:hAnsi="Segoe UI" w:cs="Segoe UI"/>
+                <w:b w:val="0"/>
+                <w:i w:val="0"/>
+                <w:color w:val="1C2B3A"/>
+                <w:sz w:val="19"/>
+              </w:rPr>
+              <w:t>apps.p3mai.com/safe</w:t>
+            </w:r>
+          </w:p>
+        </w:tc>
+      </w:tr>
+    </w:tbl>
+    <w:p/>
+    <w:p>
       <w:r>
         <w:rPr>
           <w:rFonts w:ascii="Segoe UI" w:hAnsi="Segoe UI" w:cs="Segoe UI"/>
@@ -769,27 +1156,7 @@
           <w:color w:val="1C2B3A"/>
           <w:sz w:val="22"/>
         </w:rPr>
-        <w:t xml:space="preserve"> (or </w:t>
-      </w:r>
-      <w:r>
-        <w:rPr>
-          <w:rFonts w:ascii="Segoe UI" w:hAnsi="Segoe UI" w:cs="Segoe UI"/>
-          <w:b/>
-          <w:i w:val="0"/>
-          <w:color w:val="1C2B3A"/>
-          <w:sz w:val="22"/>
-        </w:rPr>
-        <w:t>prince2.p3mai.com</w:t>
-      </w:r>
-      <w:r>
-        <w:rPr>
-          <w:rFonts w:ascii="Segoe UI" w:hAnsi="Segoe UI" w:cs="Segoe UI"/>
-          <w:b w:val="0"/>
-          <w:i w:val="0"/>
-          <w:color w:val="1C2B3A"/>
-          <w:sz w:val="22"/>
-        </w:rPr>
-        <w:t xml:space="preserve"> once that address is live), or reach it from the </w:t>
+        <w:t xml:space="preserve">Or reach them from the </w:t>
       </w:r>
       <w:r>
         <w:rPr>
@@ -809,7 +1176,27 @@
           <w:color w:val="1C2B3A"/>
           <w:sz w:val="22"/>
         </w:rPr>
-        <w:t xml:space="preserve"> card on the P3MAI website's Services page. Nothing to install, no login to read.</w:t>
+        <w:t xml:space="preserve"> and </w:t>
+      </w:r>
+      <w:r>
+        <w:rPr>
+          <w:rFonts w:ascii="Segoe UI" w:hAnsi="Segoe UI" w:cs="Segoe UI"/>
+          <w:b/>
+          <w:i w:val="0"/>
+          <w:color w:val="1C2B3A"/>
+          <w:sz w:val="22"/>
+        </w:rPr>
+        <w:t>Programme Management</w:t>
+      </w:r>
+      <w:r>
+        <w:rPr>
+          <w:rFonts w:ascii="Segoe UI" w:hAnsi="Segoe UI" w:cs="Segoe UI"/>
+          <w:b w:val="0"/>
+          <w:i w:val="0"/>
+          <w:color w:val="1C2B3A"/>
+          <w:sz w:val="22"/>
+        </w:rPr>
+        <w:t xml:space="preserve"> cards on the P3MAI website's Services page. Nothing to install, no login to read.</w:t>
       </w:r>
     </w:p>
     <w:tbl>
@@ -1151,7 +1538,27 @@
           <w:color w:val="1C2B3A"/>
           <w:sz w:val="22"/>
         </w:rPr>
-        <w:t>Every connection in the map is labelled with a standard PRINCE2 cross-reference code. These are the most important thing to learn.</w:t>
+        <w:t xml:space="preserve">Every connection in the map is labelled with a cross-reference code. These are the most important thing to learn. The codes below are </w:t>
+      </w:r>
+      <w:r>
+        <w:rPr>
+          <w:rFonts w:ascii="Segoe UI" w:hAnsi="Segoe UI" w:cs="Segoe UI"/>
+          <w:b/>
+          <w:i w:val="0"/>
+          <w:color w:val="1C2B3A"/>
+          <w:sz w:val="22"/>
+        </w:rPr>
+        <w:t>PRINCE2's</w:t>
+      </w:r>
+      <w:r>
+        <w:rPr>
+          <w:rFonts w:ascii="Segoe UI" w:hAnsi="Segoe UI" w:cs="Segoe UI"/>
+          <w:b w:val="0"/>
+          <w:i w:val="0"/>
+          <w:color w:val="1C2B3A"/>
+          <w:sz w:val="22"/>
+        </w:rPr>
+        <w:t>; MSP and SAFe use their own (see §12), and the in-app control-panel legend and Guide always show the set for the framework you are viewing.</w:t>
       </w:r>
     </w:p>
     <w:tbl>
@@ -3707,7 +4114,696 @@
           <w:color w:val="0B2545"/>
           <w:sz w:val="32"/>
         </w:rPr>
-        <w:t>12.  Glossary</w:t>
+        <w:t>12.  The other frameworks — MSP &amp; SAFe</w:t>
+      </w:r>
+    </w:p>
+    <w:p>
+      <w:r>
+        <w:rPr>
+          <w:rFonts w:ascii="Segoe UI" w:hAnsi="Segoe UI" w:cs="Segoe UI"/>
+          <w:b w:val="0"/>
+          <w:i w:val="0"/>
+          <w:color w:val="1C2B3A"/>
+          <w:sz w:val="22"/>
+        </w:rPr>
+        <w:t xml:space="preserve">The Explorer, Lifecycle, Guide, detail panel and exports all work identically for the other two frameworks — only the </w:t>
+      </w:r>
+      <w:r>
+        <w:rPr>
+          <w:rFonts w:ascii="Segoe UI" w:hAnsi="Segoe UI" w:cs="Segoe UI"/>
+          <w:b/>
+          <w:i w:val="0"/>
+          <w:color w:val="1C2B3A"/>
+          <w:sz w:val="22"/>
+        </w:rPr>
+        <w:t>layers</w:t>
+      </w:r>
+      <w:r>
+        <w:rPr>
+          <w:rFonts w:ascii="Segoe UI" w:hAnsi="Segoe UI" w:cs="Segoe UI"/>
+          <w:b w:val="0"/>
+          <w:i w:val="0"/>
+          <w:color w:val="1C2B3A"/>
+          <w:sz w:val="22"/>
+        </w:rPr>
+        <w:t xml:space="preserve"> (element types) and </w:t>
+      </w:r>
+      <w:r>
+        <w:rPr>
+          <w:rFonts w:ascii="Segoe UI" w:hAnsi="Segoe UI" w:cs="Segoe UI"/>
+          <w:b/>
+          <w:i w:val="0"/>
+          <w:color w:val="1C2B3A"/>
+          <w:sz w:val="22"/>
+        </w:rPr>
+        <w:t>codes</w:t>
+      </w:r>
+      <w:r>
+        <w:rPr>
+          <w:rFonts w:ascii="Segoe UI" w:hAnsi="Segoe UI" w:cs="Segoe UI"/>
+          <w:b w:val="0"/>
+          <w:i w:val="0"/>
+          <w:color w:val="1C2B3A"/>
+          <w:sz w:val="22"/>
+        </w:rPr>
+        <w:t xml:space="preserve"> change. Open each at its own address (§1.2).</w:t>
+      </w:r>
+    </w:p>
+    <w:p>
+      <w:pPr>
+        <w:pStyle w:val="Heading2"/>
+        <w:spacing w:before="200" w:after="80"/>
+      </w:pPr>
+      <w:r>
+        <w:rPr>
+          <w:rFonts w:ascii="Segoe UI Semibold" w:hAnsi="Segoe UI Semibold" w:cs="Segoe UI Semibold"/>
+          <w:b/>
+          <w:i w:val="0"/>
+          <w:color w:val="1B3F6E"/>
+          <w:sz w:val="26"/>
+        </w:rPr>
+        <w:t>12.1  MSP 5th edition (programmes)</w:t>
+      </w:r>
+    </w:p>
+    <w:p>
+      <w:r>
+        <w:rPr>
+          <w:rFonts w:ascii="Segoe UI" w:hAnsi="Segoe UI" w:cs="Segoe UI"/>
+          <w:b w:val="0"/>
+          <w:i w:val="0"/>
+          <w:color w:val="1C2B3A"/>
+          <w:sz w:val="22"/>
+        </w:rPr>
+        <w:t xml:space="preserve">Layers: </w:t>
+      </w:r>
+      <w:r>
+        <w:rPr>
+          <w:rFonts w:ascii="Segoe UI" w:hAnsi="Segoe UI" w:cs="Segoe UI"/>
+          <w:b/>
+          <w:i w:val="0"/>
+          <w:color w:val="1C2B3A"/>
+          <w:sz w:val="22"/>
+        </w:rPr>
+        <w:t>Programme processes</w:t>
+      </w:r>
+      <w:r>
+        <w:rPr>
+          <w:rFonts w:ascii="Segoe UI" w:hAnsi="Segoe UI" w:cs="Segoe UI"/>
+          <w:b w:val="0"/>
+          <w:i w:val="0"/>
+          <w:color w:val="1C2B3A"/>
+          <w:sz w:val="22"/>
+        </w:rPr>
+        <w:t xml:space="preserve"> and their </w:t>
+      </w:r>
+      <w:r>
+        <w:rPr>
+          <w:rFonts w:ascii="Segoe UI" w:hAnsi="Segoe UI" w:cs="Segoe UI"/>
+          <w:b/>
+          <w:i w:val="0"/>
+          <w:color w:val="1C2B3A"/>
+          <w:sz w:val="22"/>
+        </w:rPr>
+        <w:t>activities</w:t>
+      </w:r>
+      <w:r>
+        <w:rPr>
+          <w:rFonts w:ascii="Segoe UI" w:hAnsi="Segoe UI" w:cs="Segoe UI"/>
+          <w:b w:val="0"/>
+          <w:i w:val="0"/>
+          <w:color w:val="1C2B3A"/>
+          <w:sz w:val="22"/>
+        </w:rPr>
+        <w:t xml:space="preserve">, cross-referenced to </w:t>
+      </w:r>
+      <w:r>
+        <w:rPr>
+          <w:rFonts w:ascii="Segoe UI" w:hAnsi="Segoe UI" w:cs="Segoe UI"/>
+          <w:b/>
+          <w:i w:val="0"/>
+          <w:color w:val="1C2B3A"/>
+          <w:sz w:val="22"/>
+        </w:rPr>
+        <w:t>roles</w:t>
+      </w:r>
+      <w:r>
+        <w:rPr>
+          <w:rFonts w:ascii="Segoe UI" w:hAnsi="Segoe UI" w:cs="Segoe UI"/>
+          <w:b w:val="0"/>
+          <w:i w:val="0"/>
+          <w:color w:val="1C2B3A"/>
+          <w:sz w:val="22"/>
+        </w:rPr>
+        <w:t xml:space="preserve">, the seven </w:t>
+      </w:r>
+      <w:r>
+        <w:rPr>
+          <w:rFonts w:ascii="Segoe UI" w:hAnsi="Segoe UI" w:cs="Segoe UI"/>
+          <w:b/>
+          <w:i w:val="0"/>
+          <w:color w:val="1C2B3A"/>
+          <w:sz w:val="22"/>
+        </w:rPr>
+        <w:t>themes</w:t>
+      </w:r>
+      <w:r>
+        <w:rPr>
+          <w:rFonts w:ascii="Segoe UI" w:hAnsi="Segoe UI" w:cs="Segoe UI"/>
+          <w:b w:val="0"/>
+          <w:i w:val="0"/>
+          <w:color w:val="1C2B3A"/>
+          <w:sz w:val="22"/>
+        </w:rPr>
+        <w:t xml:space="preserve">, </w:t>
+      </w:r>
+      <w:r>
+        <w:rPr>
+          <w:rFonts w:ascii="Segoe UI" w:hAnsi="Segoe UI" w:cs="Segoe UI"/>
+          <w:b/>
+          <w:i w:val="0"/>
+          <w:color w:val="1C2B3A"/>
+          <w:sz w:val="22"/>
+        </w:rPr>
+        <w:t>products</w:t>
+      </w:r>
+      <w:r>
+        <w:rPr>
+          <w:rFonts w:ascii="Segoe UI" w:hAnsi="Segoe UI" w:cs="Segoe UI"/>
+          <w:b w:val="0"/>
+          <w:i w:val="0"/>
+          <w:color w:val="1C2B3A"/>
+          <w:sz w:val="22"/>
+        </w:rPr>
+        <w:t xml:space="preserve"> and the seven </w:t>
+      </w:r>
+      <w:r>
+        <w:rPr>
+          <w:rFonts w:ascii="Segoe UI" w:hAnsi="Segoe UI" w:cs="Segoe UI"/>
+          <w:b/>
+          <w:i w:val="0"/>
+          <w:color w:val="1C2B3A"/>
+          <w:sz w:val="22"/>
+        </w:rPr>
+        <w:t>principles</w:t>
+      </w:r>
+      <w:r>
+        <w:rPr>
+          <w:rFonts w:ascii="Segoe UI" w:hAnsi="Segoe UI" w:cs="Segoe UI"/>
+          <w:b w:val="0"/>
+          <w:i w:val="0"/>
+          <w:color w:val="1C2B3A"/>
+          <w:sz w:val="22"/>
+        </w:rPr>
+        <w:t xml:space="preserve">. The Lifecycle runs Identify → Define → Delivery tranches ⟳ → Close across the Sponsoring / Managing / Delivering swimlanes. Codes: roles &amp; themes </w:t>
+      </w:r>
+      <w:r>
+        <w:rPr>
+          <w:rFonts w:ascii="Segoe UI" w:hAnsi="Segoe UI" w:cs="Segoe UI"/>
+          <w:b/>
+          <w:i w:val="0"/>
+          <w:color w:val="1C2B3A"/>
+          <w:sz w:val="22"/>
+        </w:rPr>
+        <w:t>C</w:t>
+      </w:r>
+      <w:r>
+        <w:rPr>
+          <w:rFonts w:ascii="Segoe UI" w:hAnsi="Segoe UI" w:cs="Segoe UI"/>
+          <w:b w:val="0"/>
+          <w:i w:val="0"/>
+          <w:color w:val="1C2B3A"/>
+          <w:sz w:val="22"/>
+        </w:rPr>
+        <w:t xml:space="preserve"> Responsible · </w:t>
+      </w:r>
+      <w:r>
+        <w:rPr>
+          <w:rFonts w:ascii="Segoe UI" w:hAnsi="Segoe UI" w:cs="Segoe UI"/>
+          <w:b/>
+          <w:i w:val="0"/>
+          <w:color w:val="1C2B3A"/>
+          <w:sz w:val="22"/>
+        </w:rPr>
+        <w:t>P</w:t>
+      </w:r>
+      <w:r>
+        <w:rPr>
+          <w:rFonts w:ascii="Segoe UI" w:hAnsi="Segoe UI" w:cs="Segoe UI"/>
+          <w:b w:val="0"/>
+          <w:i w:val="0"/>
+          <w:color w:val="1C2B3A"/>
+          <w:sz w:val="22"/>
+        </w:rPr>
+        <w:t xml:space="preserve"> Related · </w:t>
+      </w:r>
+      <w:r>
+        <w:rPr>
+          <w:rFonts w:ascii="Segoe UI" w:hAnsi="Segoe UI" w:cs="Segoe UI"/>
+          <w:b/>
+          <w:i w:val="0"/>
+          <w:color w:val="1C2B3A"/>
+          <w:sz w:val="22"/>
+        </w:rPr>
+        <w:t>N</w:t>
+      </w:r>
+      <w:r>
+        <w:rPr>
+          <w:rFonts w:ascii="Segoe UI" w:hAnsi="Segoe UI" w:cs="Segoe UI"/>
+          <w:b w:val="0"/>
+          <w:i w:val="0"/>
+          <w:color w:val="1C2B3A"/>
+          <w:sz w:val="22"/>
+        </w:rPr>
+        <w:t xml:space="preserve"> Assists; products </w:t>
+      </w:r>
+      <w:r>
+        <w:rPr>
+          <w:rFonts w:ascii="Segoe UI" w:hAnsi="Segoe UI" w:cs="Segoe UI"/>
+          <w:b/>
+          <w:i w:val="0"/>
+          <w:color w:val="1C2B3A"/>
+          <w:sz w:val="22"/>
+        </w:rPr>
+        <w:t>CO/CR/RF/RV/UP/IM</w:t>
+      </w:r>
+      <w:r>
+        <w:rPr>
+          <w:rFonts w:ascii="Segoe UI" w:hAnsi="Segoe UI" w:cs="Segoe UI"/>
+          <w:b w:val="0"/>
+          <w:i w:val="0"/>
+          <w:color w:val="1C2B3A"/>
+          <w:sz w:val="22"/>
+        </w:rPr>
+        <w:t xml:space="preserve">; principles </w:t>
+      </w:r>
+      <w:r>
+        <w:rPr>
+          <w:rFonts w:ascii="Segoe UI" w:hAnsi="Segoe UI" w:cs="Segoe UI"/>
+          <w:b/>
+          <w:i w:val="0"/>
+          <w:color w:val="1C2B3A"/>
+          <w:sz w:val="22"/>
+        </w:rPr>
+        <w:t>E</w:t>
+      </w:r>
+      <w:r>
+        <w:rPr>
+          <w:rFonts w:ascii="Segoe UI" w:hAnsi="Segoe UI" w:cs="Segoe UI"/>
+          <w:b w:val="0"/>
+          <w:i w:val="0"/>
+          <w:color w:val="1C2B3A"/>
+          <w:sz w:val="22"/>
+        </w:rPr>
+        <w:t xml:space="preserve"> Embodies.</w:t>
+      </w:r>
+    </w:p>
+    <w:p>
+      <w:pPr>
+        <w:pStyle w:val="Heading2"/>
+        <w:spacing w:before="200" w:after="80"/>
+      </w:pPr>
+      <w:r>
+        <w:rPr>
+          <w:rFonts w:ascii="Segoe UI Semibold" w:hAnsi="Segoe UI Semibold" w:cs="Segoe UI Semibold"/>
+          <w:b/>
+          <w:i w:val="0"/>
+          <w:color w:val="1B3F6E"/>
+          <w:sz w:val="26"/>
+        </w:rPr>
+        <w:t>12.2  SAFe 6.0 Essential (scaled agile)</w:t>
+      </w:r>
+    </w:p>
+    <w:p>
+      <w:r>
+        <w:rPr>
+          <w:rFonts w:ascii="Segoe UI" w:hAnsi="Segoe UI" w:cs="Segoe UI"/>
+          <w:b w:val="0"/>
+          <w:i w:val="0"/>
+          <w:color w:val="1C2B3A"/>
+          <w:sz w:val="22"/>
+        </w:rPr>
+        <w:t xml:space="preserve">SAFe is arranged around the </w:t>
+      </w:r>
+      <w:r>
+        <w:rPr>
+          <w:rFonts w:ascii="Segoe UI" w:hAnsi="Segoe UI" w:cs="Segoe UI"/>
+          <w:b/>
+          <w:i w:val="0"/>
+          <w:color w:val="1C2B3A"/>
+          <w:sz w:val="22"/>
+        </w:rPr>
+        <w:t>PI (Program Increment) cadence</w:t>
+      </w:r>
+      <w:r>
+        <w:rPr>
+          <w:rFonts w:ascii="Segoe UI" w:hAnsi="Segoe UI" w:cs="Segoe UI"/>
+          <w:b w:val="0"/>
+          <w:i w:val="0"/>
+          <w:color w:val="1C2B3A"/>
+          <w:sz w:val="22"/>
+        </w:rPr>
+        <w:t xml:space="preserve">, not a project that ends. Layers: </w:t>
+      </w:r>
+      <w:r>
+        <w:rPr>
+          <w:rFonts w:ascii="Segoe UI" w:hAnsi="Segoe UI" w:cs="Segoe UI"/>
+          <w:b/>
+          <w:i w:val="0"/>
+          <w:color w:val="1C2B3A"/>
+          <w:sz w:val="22"/>
+        </w:rPr>
+        <w:t>events</w:t>
+      </w:r>
+      <w:r>
+        <w:rPr>
+          <w:rFonts w:ascii="Segoe UI" w:hAnsi="Segoe UI" w:cs="Segoe UI"/>
+          <w:b w:val="0"/>
+          <w:i w:val="0"/>
+          <w:color w:val="1C2B3A"/>
+          <w:sz w:val="22"/>
+        </w:rPr>
+        <w:t xml:space="preserve"> (PI Planning, Iteration Execution, System Demo, ART Sync, IP Iteration, Inspect &amp; Adapt, the Continuous Delivery Pipeline) and their </w:t>
+      </w:r>
+      <w:r>
+        <w:rPr>
+          <w:rFonts w:ascii="Segoe UI" w:hAnsi="Segoe UI" w:cs="Segoe UI"/>
+          <w:b/>
+          <w:i w:val="0"/>
+          <w:color w:val="1C2B3A"/>
+          <w:sz w:val="22"/>
+        </w:rPr>
+        <w:t>activities</w:t>
+      </w:r>
+      <w:r>
+        <w:rPr>
+          <w:rFonts w:ascii="Segoe UI" w:hAnsi="Segoe UI" w:cs="Segoe UI"/>
+          <w:b w:val="0"/>
+          <w:i w:val="0"/>
+          <w:color w:val="1C2B3A"/>
+          <w:sz w:val="22"/>
+        </w:rPr>
+        <w:t xml:space="preserve">, cross-referenced to </w:t>
+      </w:r>
+      <w:r>
+        <w:rPr>
+          <w:rFonts w:ascii="Segoe UI" w:hAnsi="Segoe UI" w:cs="Segoe UI"/>
+          <w:b/>
+          <w:i w:val="0"/>
+          <w:color w:val="1C2B3A"/>
+          <w:sz w:val="22"/>
+        </w:rPr>
+        <w:t>roles</w:t>
+      </w:r>
+      <w:r>
+        <w:rPr>
+          <w:rFonts w:ascii="Segoe UI" w:hAnsi="Segoe UI" w:cs="Segoe UI"/>
+          <w:b w:val="0"/>
+          <w:i w:val="0"/>
+          <w:color w:val="1C2B3A"/>
+          <w:sz w:val="22"/>
+        </w:rPr>
+        <w:t xml:space="preserve"> (RTE, Product Management, Scrum Master / Team Coach, Product Owner, Agile Team, Business Owners, System Architect, Customer), </w:t>
+      </w:r>
+      <w:r>
+        <w:rPr>
+          <w:rFonts w:ascii="Segoe UI" w:hAnsi="Segoe UI" w:cs="Segoe UI"/>
+          <w:b/>
+          <w:i w:val="0"/>
+          <w:color w:val="1C2B3A"/>
+          <w:sz w:val="22"/>
+        </w:rPr>
+        <w:t>artefacts</w:t>
+      </w:r>
+      <w:r>
+        <w:rPr>
+          <w:rFonts w:ascii="Segoe UI" w:hAnsi="Segoe UI" w:cs="Segoe UI"/>
+          <w:b w:val="0"/>
+          <w:i w:val="0"/>
+          <w:color w:val="1C2B3A"/>
+          <w:sz w:val="22"/>
+        </w:rPr>
+        <w:t xml:space="preserve"> (Vision, Roadmap, backlogs, Features, Stories, PI Objectives…), the </w:t>
+      </w:r>
+      <w:r>
+        <w:rPr>
+          <w:rFonts w:ascii="Segoe UI" w:hAnsi="Segoe UI" w:cs="Segoe UI"/>
+          <w:b/>
+          <w:i w:val="0"/>
+          <w:color w:val="1C2B3A"/>
+          <w:sz w:val="22"/>
+        </w:rPr>
+        <w:t>4 core competencies</w:t>
+      </w:r>
+      <w:r>
+        <w:rPr>
+          <w:rFonts w:ascii="Segoe UI" w:hAnsi="Segoe UI" w:cs="Segoe UI"/>
+          <w:b w:val="0"/>
+          <w:i w:val="0"/>
+          <w:color w:val="1C2B3A"/>
+          <w:sz w:val="22"/>
+        </w:rPr>
+        <w:t xml:space="preserve"> and the </w:t>
+      </w:r>
+      <w:r>
+        <w:rPr>
+          <w:rFonts w:ascii="Segoe UI" w:hAnsi="Segoe UI" w:cs="Segoe UI"/>
+          <w:b/>
+          <w:i w:val="0"/>
+          <w:color w:val="1C2B3A"/>
+          <w:sz w:val="22"/>
+        </w:rPr>
+        <w:t>10 Lean-Agile Principles</w:t>
+      </w:r>
+      <w:r>
+        <w:rPr>
+          <w:rFonts w:ascii="Segoe UI" w:hAnsi="Segoe UI" w:cs="Segoe UI"/>
+          <w:b w:val="0"/>
+          <w:i w:val="0"/>
+          <w:color w:val="1C2B3A"/>
+          <w:sz w:val="22"/>
+        </w:rPr>
+        <w:t>. The Lifecycle runs Prepare &amp; PI Planning → Execute Iterations ⟳ → IP Iteration → Inspect &amp; Adapt across the ART and Team swimlanes.</w:t>
+      </w:r>
+    </w:p>
+    <w:tbl>
+      <w:tblPr>
+        <w:tblStyle w:val="TableGrid"/>
+        <w:tblW w:type="auto" w:w="0"/>
+        <w:tblLook w:firstColumn="1" w:firstRow="1" w:lastColumn="0" w:lastRow="0" w:noHBand="0" w:noVBand="1" w:val="04A0"/>
+      </w:tblPr>
+      <w:tblGrid>
+        <w:gridCol w:w="4706"/>
+        <w:gridCol w:w="4706"/>
+      </w:tblGrid>
+      <w:tr>
+        <w:tc>
+          <w:tcPr>
+            <w:tcW w:type="dxa" w:w="2835"/>
+            <w:shd w:val="clear" w:fill="0B2545"/>
+          </w:tcPr>
+          <w:p>
+            <w:r>
+              <w:rPr>
+                <w:rFonts w:ascii="Segoe UI Semibold" w:hAnsi="Segoe UI Semibold" w:cs="Segoe UI Semibold"/>
+                <w:b/>
+                <w:i w:val="0"/>
+                <w:color w:val="FFFFFF"/>
+                <w:sz w:val="20"/>
+              </w:rPr>
+              <w:t>Where</w:t>
+            </w:r>
+          </w:p>
+        </w:tc>
+        <w:tc>
+          <w:tcPr>
+            <w:tcW w:type="dxa" w:w="5953"/>
+            <w:shd w:val="clear" w:fill="0B2545"/>
+          </w:tcPr>
+          <w:p>
+            <w:r>
+              <w:rPr>
+                <w:rFonts w:ascii="Segoe UI Semibold" w:hAnsi="Segoe UI Semibold" w:cs="Segoe UI Semibold"/>
+                <w:b/>
+                <w:i w:val="0"/>
+                <w:color w:val="FFFFFF"/>
+                <w:sz w:val="20"/>
+              </w:rPr>
+              <w:t>SAFe codes</w:t>
+            </w:r>
+          </w:p>
+        </w:tc>
+      </w:tr>
+      <w:tr>
+        <w:tc>
+          <w:tcPr>
+            <w:tcW w:type="dxa" w:w="2835"/>
+          </w:tcPr>
+          <w:p>
+            <w:r>
+              <w:rPr>
+                <w:rFonts w:ascii="Segoe UI" w:hAnsi="Segoe UI" w:cs="Segoe UI"/>
+                <w:b w:val="0"/>
+                <w:i w:val="0"/>
+                <w:color w:val="1C2B3A"/>
+                <w:sz w:val="19"/>
+              </w:rPr>
+              <w:t>Roles → event</w:t>
+            </w:r>
+          </w:p>
+        </w:tc>
+        <w:tc>
+          <w:tcPr>
+            <w:tcW w:type="dxa" w:w="5953"/>
+          </w:tcPr>
+          <w:p>
+            <w:r>
+              <w:rPr>
+                <w:rFonts w:ascii="Segoe UI" w:hAnsi="Segoe UI" w:cs="Segoe UI"/>
+                <w:b w:val="0"/>
+                <w:i w:val="0"/>
+                <w:color w:val="1C2B3A"/>
+                <w:sz w:val="19"/>
+              </w:rPr>
+              <w:t>F = Facilitates · A = Accountable · P = Participates · I = Informed</w:t>
+            </w:r>
+          </w:p>
+        </w:tc>
+      </w:tr>
+      <w:tr>
+        <w:tc>
+          <w:tcPr>
+            <w:tcW w:type="dxa" w:w="2835"/>
+            <w:shd w:val="clear" w:fill="F3F6FA"/>
+          </w:tcPr>
+          <w:p>
+            <w:r>
+              <w:rPr>
+                <w:rFonts w:ascii="Segoe UI" w:hAnsi="Segoe UI" w:cs="Segoe UI"/>
+                <w:b w:val="0"/>
+                <w:i w:val="0"/>
+                <w:color w:val="1C2B3A"/>
+                <w:sz w:val="19"/>
+              </w:rPr>
+              <w:t>Artefacts → event</w:t>
+            </w:r>
+          </w:p>
+        </w:tc>
+        <w:tc>
+          <w:tcPr>
+            <w:tcW w:type="dxa" w:w="5953"/>
+            <w:shd w:val="clear" w:fill="F3F6FA"/>
+          </w:tcPr>
+          <w:p>
+            <w:r>
+              <w:rPr>
+                <w:rFonts w:ascii="Segoe UI" w:hAnsi="Segoe UI" w:cs="Segoe UI"/>
+                <w:b w:val="0"/>
+                <w:i w:val="0"/>
+                <w:color w:val="1C2B3A"/>
+                <w:sz w:val="19"/>
+              </w:rPr>
+              <w:t>I = Input · C = Created · U = Updated · R = Reviewed · E = Elaborated</w:t>
+            </w:r>
+          </w:p>
+        </w:tc>
+      </w:tr>
+      <w:tr>
+        <w:tc>
+          <w:tcPr>
+            <w:tcW w:type="dxa" w:w="2835"/>
+          </w:tcPr>
+          <w:p>
+            <w:r>
+              <w:rPr>
+                <w:rFonts w:ascii="Segoe UI" w:hAnsi="Segoe UI" w:cs="Segoe UI"/>
+                <w:b w:val="0"/>
+                <w:i w:val="0"/>
+                <w:color w:val="1C2B3A"/>
+                <w:sz w:val="19"/>
+              </w:rPr>
+              <w:t>Competencies / Principles</w:t>
+            </w:r>
+          </w:p>
+        </w:tc>
+        <w:tc>
+          <w:tcPr>
+            <w:tcW w:type="dxa" w:w="5953"/>
+          </w:tcPr>
+          <w:p>
+            <w:r>
+              <w:rPr>
+                <w:rFonts w:ascii="Segoe UI" w:hAnsi="Segoe UI" w:cs="Segoe UI"/>
+                <w:b w:val="0"/>
+                <w:i w:val="0"/>
+                <w:color w:val="1C2B3A"/>
+                <w:sz w:val="19"/>
+              </w:rPr>
+              <w:t>E = Exercised / Embodies</w:t>
+            </w:r>
+          </w:p>
+        </w:tc>
+      </w:tr>
+    </w:tbl>
+    <w:p/>
+    <w:tbl>
+      <w:tblPr>
+        <w:tblW w:type="auto" w:w="0"/>
+        <w:tblLook w:firstColumn="1" w:firstRow="1" w:lastColumn="0" w:lastRow="0" w:noHBand="0" w:noVBand="1" w:val="04A0"/>
+      </w:tblPr>
+      <w:tblGrid>
+        <w:gridCol w:w="9412"/>
+      </w:tblGrid>
+      <w:tr>
+        <w:tc>
+          <w:tcPr>
+            <w:tcW w:type="dxa" w:w="9412"/>
+            <w:shd w:val="clear" w:fill="EAF2FB"/>
+            <w:tcBorders>
+              <w:left w:val="single" w:sz="36" w:color="0B2545"/>
+            </w:tcBorders>
+          </w:tcPr>
+          <w:p>
+            <w:r>
+              <w:rPr>
+                <w:rFonts w:ascii="Segoe UI Semibold" w:hAnsi="Segoe UI Semibold" w:cs="Segoe UI Semibold"/>
+                <w:b/>
+                <w:i w:val="0"/>
+                <w:color w:val="0B2545"/>
+                <w:sz w:val="21"/>
+              </w:rPr>
+              <w:t>🔒  SAFe data is indicative</w:t>
+            </w:r>
+          </w:p>
+          <w:p>
+            <w:r>
+              <w:rPr>
+                <w:rFonts w:ascii="Segoe UI" w:hAnsi="Segoe UI" w:cs="Segoe UI"/>
+                <w:b w:val="0"/>
+                <w:i w:val="0"/>
+                <w:color w:val="1C2B3A"/>
+                <w:sz w:val="20"/>
+              </w:rPr>
+              <w:t>As with PRINCE2 and MSP, the SAFe event names, roles, artefacts, competencies and principles are confirmed vocabulary, but the activity breakdown and cross-reference marks are an indicative reconstruction — verify against the licensed SAFe body of knowledge before formal use. SAFe® is a trademark of Scaled Agile, Inc.; this is an independent tool, not affiliated with Scaled Agile, Inc.</w:t>
+            </w:r>
+          </w:p>
+        </w:tc>
+      </w:tr>
+    </w:tbl>
+    <w:p/>
+    <w:p>
+      <w:pPr>
+        <w:pStyle w:val="Heading1"/>
+        <w:spacing w:before="280" w:after="80"/>
+      </w:pPr>
+      <w:r>
+        <w:rPr>
+          <w:rFonts w:ascii="Segoe UI Semibold" w:hAnsi="Segoe UI Semibold" w:cs="Segoe UI Semibold"/>
+          <w:b/>
+          <w:i w:val="0"/>
+          <w:color w:val="0B2545"/>
+          <w:sz w:val="32"/>
+        </w:rPr>
+        <w:t>13.  Glossary</w:t>
       </w:r>
     </w:p>
     <w:tbl>
@@ -4097,7 +5193,7 @@
         <w:sz w:val="16"/>
       </w:rPr>
       <w:tab/>
-      <w:t>v1.0</w:t>
+      <w:t>v1.1</w:t>
       <w:tab/>
     </w:r>
     <w:r>

--- a/docs/02_User_Manual.docx
+++ b/docs/02_User_Manual.docx
@@ -165,7 +165,7 @@
                 <w:color w:val="1C2B3A"/>
                 <w:sz w:val="22"/>
               </w:rPr>
-              <w:t>v1.1</w:t>
+              <w:t>v1.2</w:t>
             </w:r>
           </w:p>
         </w:tc>
@@ -309,7 +309,7 @@
                 <w:color w:val="1C2B3A"/>
                 <w:sz w:val="22"/>
               </w:rPr>
-              <w:t>P3MAI Method Map (PRINCE2 7 · MSP 5th ed · SAFe 6.0 Essential)</w:t>
+              <w:t>P3MAI Method Map (PRINCE2 7 · MSP 5th ed · SAFe 6.0 Essential · PMBOK 6th ed)</w:t>
             </w:r>
           </w:p>
         </w:tc>
@@ -562,6 +562,76 @@
           </w:p>
         </w:tc>
       </w:tr>
+      <w:tr>
+        <w:tc>
+          <w:tcPr>
+            <w:tcW w:type="dxa" w:w="2353"/>
+          </w:tcPr>
+          <w:p>
+            <w:r>
+              <w:rPr>
+                <w:rFonts w:ascii="Segoe UI" w:hAnsi="Segoe UI" w:cs="Segoe UI"/>
+                <w:b w:val="0"/>
+                <w:i w:val="0"/>
+                <w:color w:val="1C2B3A"/>
+                <w:sz w:val="20"/>
+              </w:rPr>
+              <w:t>v1.2</w:t>
+            </w:r>
+          </w:p>
+        </w:tc>
+        <w:tc>
+          <w:tcPr>
+            <w:tcW w:type="dxa" w:w="2353"/>
+          </w:tcPr>
+          <w:p>
+            <w:r>
+              <w:rPr>
+                <w:rFonts w:ascii="Segoe UI" w:hAnsi="Segoe UI" w:cs="Segoe UI"/>
+                <w:b w:val="0"/>
+                <w:i w:val="0"/>
+                <w:color w:val="1C2B3A"/>
+                <w:sz w:val="20"/>
+              </w:rPr>
+              <w:t>2026-08-02</w:t>
+            </w:r>
+          </w:p>
+        </w:tc>
+        <w:tc>
+          <w:tcPr>
+            <w:tcW w:type="dxa" w:w="2353"/>
+          </w:tcPr>
+          <w:p>
+            <w:r>
+              <w:rPr>
+                <w:rFonts w:ascii="Segoe UI" w:hAnsi="Segoe UI" w:cs="Segoe UI"/>
+                <w:b w:val="0"/>
+                <w:i w:val="0"/>
+                <w:color w:val="1C2B3A"/>
+                <w:sz w:val="20"/>
+              </w:rPr>
+              <w:t>Douglas Colvin</w:t>
+            </w:r>
+          </w:p>
+        </w:tc>
+        <w:tc>
+          <w:tcPr>
+            <w:tcW w:type="dxa" w:w="2353"/>
+          </w:tcPr>
+          <w:p>
+            <w:r>
+              <w:rPr>
+                <w:rFonts w:ascii="Segoe UI" w:hAnsi="Segoe UI" w:cs="Segoe UI"/>
+                <w:b w:val="0"/>
+                <w:i w:val="0"/>
+                <w:color w:val="1C2B3A"/>
+                <w:sz w:val="20"/>
+              </w:rPr>
+              <w:t>Added PMBOK 6th ed (the 5×10 process matrix) as the fourth framework — address and a §12 section covering its grid, layers and I/O/T codes.</w:t>
+            </w:r>
+          </w:p>
+        </w:tc>
+      </w:tr>
     </w:tbl>
     <w:p/>
     <w:p>
@@ -792,7 +862,7 @@
                 <w:color w:val="0B2545"/>
                 <w:sz w:val="21"/>
               </w:rPr>
-              <w:t>🔒  Three methods, one tool</w:t>
+              <w:t>🔒  Four methods, one tool</w:t>
             </w:r>
           </w:p>
           <w:p>
@@ -814,7 +884,7 @@
                 <w:color w:val="1C2B3A"/>
                 <w:sz w:val="20"/>
               </w:rPr>
-              <w:t>three frameworks</w:t>
+              <w:t>four frameworks</w:t>
             </w:r>
             <w:r>
               <w:rPr>
@@ -864,7 +934,7 @@
                 <w:color w:val="1C2B3A"/>
                 <w:sz w:val="20"/>
               </w:rPr>
-              <w:t xml:space="preserve"> (programmes) and </w:t>
+              <w:t xml:space="preserve"> (programmes), </w:t>
             </w:r>
             <w:r>
               <w:rPr>
@@ -884,7 +954,27 @@
                 <w:color w:val="1C2B3A"/>
                 <w:sz w:val="20"/>
               </w:rPr>
-              <w:t xml:space="preserve"> (scaled agile). This manual uses </w:t>
+              <w:t xml:space="preserve"> (scaled agile) and </w:t>
+            </w:r>
+            <w:r>
+              <w:rPr>
+                <w:rFonts w:ascii="Segoe UI" w:hAnsi="Segoe UI" w:cs="Segoe UI"/>
+                <w:b/>
+                <w:i w:val="0"/>
+                <w:color w:val="1C2B3A"/>
+                <w:sz w:val="20"/>
+              </w:rPr>
+              <w:t>PMBOK 6th edition</w:t>
+            </w:r>
+            <w:r>
+              <w:rPr>
+                <w:rFonts w:ascii="Segoe UI" w:hAnsi="Segoe UI" w:cs="Segoe UI"/>
+                <w:b w:val="0"/>
+                <w:i w:val="0"/>
+                <w:color w:val="1C2B3A"/>
+                <w:sz w:val="20"/>
+              </w:rPr>
+              <w:t xml:space="preserve"> (the PMI 5×10 process matrix). This manual uses </w:t>
             </w:r>
             <w:r>
               <w:rPr>
@@ -904,7 +994,7 @@
                 <w:color w:val="1C2B3A"/>
                 <w:sz w:val="20"/>
               </w:rPr>
-              <w:t xml:space="preserve"> — every screen, control and export works the same way in all three; only the element types and codes differ (see §12). The in-app </w:t>
+              <w:t xml:space="preserve"> — every screen, control and export works the same way in all four; only the element types and codes differ (see §12). The in-app </w:t>
             </w:r>
             <w:r>
               <w:rPr>
@@ -1141,6 +1231,44 @@
                 <w:sz w:val="19"/>
               </w:rPr>
               <w:t>apps.p3mai.com/safe</w:t>
+            </w:r>
+          </w:p>
+        </w:tc>
+      </w:tr>
+      <w:tr>
+        <w:tc>
+          <w:tcPr>
+            <w:tcW w:type="dxa" w:w="2835"/>
+            <w:shd w:val="clear" w:fill="F3F6FA"/>
+          </w:tcPr>
+          <w:p>
+            <w:r>
+              <w:rPr>
+                <w:rFonts w:ascii="Segoe UI" w:hAnsi="Segoe UI" w:cs="Segoe UI"/>
+                <w:b w:val="0"/>
+                <w:i w:val="0"/>
+                <w:color w:val="1C2B3A"/>
+                <w:sz w:val="19"/>
+              </w:rPr>
+              <w:t>PMBOK 6th edition</w:t>
+            </w:r>
+          </w:p>
+        </w:tc>
+        <w:tc>
+          <w:tcPr>
+            <w:tcW w:type="dxa" w:w="5953"/>
+            <w:shd w:val="clear" w:fill="F3F6FA"/>
+          </w:tcPr>
+          <w:p>
+            <w:r>
+              <w:rPr>
+                <w:rFonts w:ascii="Segoe UI" w:hAnsi="Segoe UI" w:cs="Segoe UI"/>
+                <w:b w:val="0"/>
+                <w:i w:val="0"/>
+                <w:color w:val="1C2B3A"/>
+                <w:sz w:val="19"/>
+              </w:rPr>
+              <w:t>apps.p3mai.com/pmbok</w:t>
             </w:r>
           </w:p>
         </w:tc>
@@ -4114,7 +4242,7 @@
           <w:color w:val="0B2545"/>
           <w:sz w:val="32"/>
         </w:rPr>
-        <w:t>12.  The other frameworks — MSP &amp; SAFe</w:t>
+        <w:t>12.  The other frameworks — MSP, SAFe &amp; PMBOK</w:t>
       </w:r>
     </w:p>
     <w:p>
@@ -4126,7 +4254,7 @@
           <w:color w:val="1C2B3A"/>
           <w:sz w:val="22"/>
         </w:rPr>
-        <w:t xml:space="preserve">The Explorer, Lifecycle, Guide, detail panel and exports all work identically for the other two frameworks — only the </w:t>
+        <w:t xml:space="preserve">The Explorer, Lifecycle, Guide, detail panel and exports all work identically for the other three frameworks — only the </w:t>
       </w:r>
       <w:r>
         <w:rPr>
@@ -4792,6 +4920,363 @@
     <w:p/>
     <w:p>
       <w:pPr>
+        <w:pStyle w:val="Heading2"/>
+        <w:spacing w:before="200" w:after="80"/>
+      </w:pPr>
+      <w:r>
+        <w:rPr>
+          <w:rFonts w:ascii="Segoe UI Semibold" w:hAnsi="Segoe UI Semibold" w:cs="Segoe UI Semibold"/>
+          <w:b/>
+          <w:i w:val="0"/>
+          <w:color w:val="1B3F6E"/>
+          <w:sz w:val="26"/>
+        </w:rPr>
+        <w:t>12.3  PMBOK 6th edition (the PMI process matrix)</w:t>
+      </w:r>
+    </w:p>
+    <w:p>
+      <w:r>
+        <w:rPr>
+          <w:rFonts w:ascii="Segoe UI" w:hAnsi="Segoe UI" w:cs="Segoe UI"/>
+          <w:b w:val="0"/>
+          <w:i w:val="0"/>
+          <w:color w:val="1C2B3A"/>
+          <w:sz w:val="22"/>
+        </w:rPr>
+        <w:t xml:space="preserve">PMBOK is the classic </w:t>
+      </w:r>
+      <w:r>
+        <w:rPr>
+          <w:rFonts w:ascii="Segoe UI" w:hAnsi="Segoe UI" w:cs="Segoe UI"/>
+          <w:b/>
+          <w:i w:val="0"/>
+          <w:color w:val="1C2B3A"/>
+          <w:sz w:val="22"/>
+        </w:rPr>
+        <w:t>process matrix</w:t>
+      </w:r>
+      <w:r>
+        <w:rPr>
+          <w:rFonts w:ascii="Segoe UI" w:hAnsi="Segoe UI" w:cs="Segoe UI"/>
+          <w:b w:val="0"/>
+          <w:i w:val="0"/>
+          <w:color w:val="1C2B3A"/>
+          <w:sz w:val="22"/>
+        </w:rPr>
+        <w:t xml:space="preserve">: its Lifecycle view is a grid of </w:t>
+      </w:r>
+      <w:r>
+        <w:rPr>
+          <w:rFonts w:ascii="Segoe UI" w:hAnsi="Segoe UI" w:cs="Segoe UI"/>
+          <w:b/>
+          <w:i w:val="0"/>
+          <w:color w:val="1C2B3A"/>
+          <w:sz w:val="22"/>
+        </w:rPr>
+        <w:t>10 Knowledge Areas</w:t>
+      </w:r>
+      <w:r>
+        <w:rPr>
+          <w:rFonts w:ascii="Segoe UI" w:hAnsi="Segoe UI" w:cs="Segoe UI"/>
+          <w:b w:val="0"/>
+          <w:i w:val="0"/>
+          <w:color w:val="1C2B3A"/>
+          <w:sz w:val="22"/>
+        </w:rPr>
+        <w:t xml:space="preserve"> (rows) × </w:t>
+      </w:r>
+      <w:r>
+        <w:rPr>
+          <w:rFonts w:ascii="Segoe UI" w:hAnsi="Segoe UI" w:cs="Segoe UI"/>
+          <w:b/>
+          <w:i w:val="0"/>
+          <w:color w:val="1C2B3A"/>
+          <w:sz w:val="22"/>
+        </w:rPr>
+        <w:t>5 Process Groups</w:t>
+      </w:r>
+      <w:r>
+        <w:rPr>
+          <w:rFonts w:ascii="Segoe UI" w:hAnsi="Segoe UI" w:cs="Segoe UI"/>
+          <w:b w:val="0"/>
+          <w:i w:val="0"/>
+          <w:color w:val="1C2B3A"/>
+          <w:sz w:val="22"/>
+        </w:rPr>
+        <w:t xml:space="preserve"> (columns) — Initiating → Planning → Executing → Monitoring &amp; Controlling → Closing — with each of the </w:t>
+      </w:r>
+      <w:r>
+        <w:rPr>
+          <w:rFonts w:ascii="Segoe UI" w:hAnsi="Segoe UI" w:cs="Segoe UI"/>
+          <w:b/>
+          <w:i w:val="0"/>
+          <w:color w:val="1C2B3A"/>
+          <w:sz w:val="22"/>
+        </w:rPr>
+        <w:t>49 processes</w:t>
+      </w:r>
+      <w:r>
+        <w:rPr>
+          <w:rFonts w:ascii="Segoe UI" w:hAnsi="Segoe UI" w:cs="Segoe UI"/>
+          <w:b w:val="0"/>
+          <w:i w:val="0"/>
+          <w:color w:val="1C2B3A"/>
+          <w:sz w:val="22"/>
+        </w:rPr>
+        <w:t xml:space="preserve"> in its own cell. Unlike the other maps, the cells hold the processes themselves (the layer that carries the cross-references), so a cell can contain more than one process (e.g. Schedule / Planning holds five). Layers: </w:t>
+      </w:r>
+      <w:r>
+        <w:rPr>
+          <w:rFonts w:ascii="Segoe UI" w:hAnsi="Segoe UI" w:cs="Segoe UI"/>
+          <w:b/>
+          <w:i w:val="0"/>
+          <w:color w:val="1C2B3A"/>
+          <w:sz w:val="22"/>
+        </w:rPr>
+        <w:t>Processes</w:t>
+      </w:r>
+      <w:r>
+        <w:rPr>
+          <w:rFonts w:ascii="Segoe UI" w:hAnsi="Segoe UI" w:cs="Segoe UI"/>
+          <w:b w:val="0"/>
+          <w:i w:val="0"/>
+          <w:color w:val="1C2B3A"/>
+          <w:sz w:val="22"/>
+        </w:rPr>
+        <w:t xml:space="preserve">, cross-referenced to their </w:t>
+      </w:r>
+      <w:r>
+        <w:rPr>
+          <w:rFonts w:ascii="Segoe UI" w:hAnsi="Segoe UI" w:cs="Segoe UI"/>
+          <w:b/>
+          <w:i w:val="0"/>
+          <w:color w:val="1C2B3A"/>
+          <w:sz w:val="22"/>
+        </w:rPr>
+        <w:t>Inputs &amp; Outputs</w:t>
+      </w:r>
+      <w:r>
+        <w:rPr>
+          <w:rFonts w:ascii="Segoe UI" w:hAnsi="Segoe UI" w:cs="Segoe UI"/>
+          <w:b w:val="0"/>
+          <w:i w:val="0"/>
+          <w:color w:val="1C2B3A"/>
+          <w:sz w:val="22"/>
+        </w:rPr>
+        <w:t xml:space="preserve"> (artefacts/documents) and </w:t>
+      </w:r>
+      <w:r>
+        <w:rPr>
+          <w:rFonts w:ascii="Segoe UI" w:hAnsi="Segoe UI" w:cs="Segoe UI"/>
+          <w:b/>
+          <w:i w:val="0"/>
+          <w:color w:val="1C2B3A"/>
+          <w:sz w:val="22"/>
+        </w:rPr>
+        <w:t>Tools &amp; Techniques</w:t>
+      </w:r>
+      <w:r>
+        <w:rPr>
+          <w:rFonts w:ascii="Segoe UI" w:hAnsi="Segoe UI" w:cs="Segoe UI"/>
+          <w:b w:val="0"/>
+          <w:i w:val="0"/>
+          <w:color w:val="1C2B3A"/>
+          <w:sz w:val="22"/>
+        </w:rPr>
+        <w:t>.</w:t>
+      </w:r>
+    </w:p>
+    <w:tbl>
+      <w:tblPr>
+        <w:tblStyle w:val="TableGrid"/>
+        <w:tblW w:type="auto" w:w="0"/>
+        <w:tblLook w:firstColumn="1" w:firstRow="1" w:lastColumn="0" w:lastRow="0" w:noHBand="0" w:noVBand="1" w:val="04A0"/>
+      </w:tblPr>
+      <w:tblGrid>
+        <w:gridCol w:w="4706"/>
+        <w:gridCol w:w="4706"/>
+      </w:tblGrid>
+      <w:tr>
+        <w:tc>
+          <w:tcPr>
+            <w:tcW w:type="dxa" w:w="2835"/>
+            <w:shd w:val="clear" w:fill="0B2545"/>
+          </w:tcPr>
+          <w:p>
+            <w:r>
+              <w:rPr>
+                <w:rFonts w:ascii="Segoe UI Semibold" w:hAnsi="Segoe UI Semibold" w:cs="Segoe UI Semibold"/>
+                <w:b/>
+                <w:i w:val="0"/>
+                <w:color w:val="FFFFFF"/>
+                <w:sz w:val="20"/>
+              </w:rPr>
+              <w:t>Where</w:t>
+            </w:r>
+          </w:p>
+        </w:tc>
+        <w:tc>
+          <w:tcPr>
+            <w:tcW w:type="dxa" w:w="5953"/>
+            <w:shd w:val="clear" w:fill="0B2545"/>
+          </w:tcPr>
+          <w:p>
+            <w:r>
+              <w:rPr>
+                <w:rFonts w:ascii="Segoe UI Semibold" w:hAnsi="Segoe UI Semibold" w:cs="Segoe UI Semibold"/>
+                <w:b/>
+                <w:i w:val="0"/>
+                <w:color w:val="FFFFFF"/>
+                <w:sz w:val="20"/>
+              </w:rPr>
+              <w:t>PMBOK codes</w:t>
+            </w:r>
+          </w:p>
+        </w:tc>
+      </w:tr>
+      <w:tr>
+        <w:tc>
+          <w:tcPr>
+            <w:tcW w:type="dxa" w:w="2835"/>
+          </w:tcPr>
+          <w:p>
+            <w:r>
+              <w:rPr>
+                <w:rFonts w:ascii="Segoe UI" w:hAnsi="Segoe UI" w:cs="Segoe UI"/>
+                <w:b w:val="0"/>
+                <w:i w:val="0"/>
+                <w:color w:val="1C2B3A"/>
+                <w:sz w:val="19"/>
+              </w:rPr>
+              <w:t>Inputs &amp; Outputs (artefacts)</w:t>
+            </w:r>
+          </w:p>
+        </w:tc>
+        <w:tc>
+          <w:tcPr>
+            <w:tcW w:type="dxa" w:w="5953"/>
+          </w:tcPr>
+          <w:p>
+            <w:r>
+              <w:rPr>
+                <w:rFonts w:ascii="Segoe UI" w:hAnsi="Segoe UI" w:cs="Segoe UI"/>
+                <w:b w:val="0"/>
+                <w:i w:val="0"/>
+                <w:color w:val="1C2B3A"/>
+                <w:sz w:val="19"/>
+              </w:rPr>
+              <w:t>I = Input · O = Output</w:t>
+            </w:r>
+          </w:p>
+        </w:tc>
+      </w:tr>
+      <w:tr>
+        <w:tc>
+          <w:tcPr>
+            <w:tcW w:type="dxa" w:w="2835"/>
+            <w:shd w:val="clear" w:fill="F3F6FA"/>
+          </w:tcPr>
+          <w:p>
+            <w:r>
+              <w:rPr>
+                <w:rFonts w:ascii="Segoe UI" w:hAnsi="Segoe UI" w:cs="Segoe UI"/>
+                <w:b w:val="0"/>
+                <w:i w:val="0"/>
+                <w:color w:val="1C2B3A"/>
+                <w:sz w:val="19"/>
+              </w:rPr>
+              <w:t>Tools &amp; Techniques</w:t>
+            </w:r>
+          </w:p>
+        </w:tc>
+        <w:tc>
+          <w:tcPr>
+            <w:tcW w:type="dxa" w:w="5953"/>
+            <w:shd w:val="clear" w:fill="F3F6FA"/>
+          </w:tcPr>
+          <w:p>
+            <w:r>
+              <w:rPr>
+                <w:rFonts w:ascii="Segoe UI" w:hAnsi="Segoe UI" w:cs="Segoe UI"/>
+                <w:b w:val="0"/>
+                <w:i w:val="0"/>
+                <w:color w:val="1C2B3A"/>
+                <w:sz w:val="19"/>
+              </w:rPr>
+              <w:t>T = Tool / Technique</w:t>
+            </w:r>
+          </w:p>
+        </w:tc>
+      </w:tr>
+    </w:tbl>
+    <w:p/>
+    <w:tbl>
+      <w:tblPr>
+        <w:tblW w:type="auto" w:w="0"/>
+        <w:tblLook w:firstColumn="1" w:firstRow="1" w:lastColumn="0" w:lastRow="0" w:noHBand="0" w:noVBand="1" w:val="04A0"/>
+      </w:tblPr>
+      <w:tblGrid>
+        <w:gridCol w:w="9412"/>
+      </w:tblGrid>
+      <w:tr>
+        <w:tc>
+          <w:tcPr>
+            <w:tcW w:type="dxa" w:w="9412"/>
+            <w:shd w:val="clear" w:fill="EAF2FB"/>
+            <w:tcBorders>
+              <w:left w:val="single" w:sz="36" w:color="0B2545"/>
+            </w:tcBorders>
+          </w:tcPr>
+          <w:p>
+            <w:r>
+              <w:rPr>
+                <w:rFonts w:ascii="Segoe UI Semibold" w:hAnsi="Segoe UI Semibold" w:cs="Segoe UI Semibold"/>
+                <w:b/>
+                <w:i w:val="0"/>
+                <w:color w:val="0B2545"/>
+                <w:sz w:val="21"/>
+              </w:rPr>
+              <w:t>🔒  PMBOK ITTOs are curated &amp; indicative</w:t>
+            </w:r>
+          </w:p>
+          <w:p>
+            <w:r>
+              <w:rPr>
+                <w:rFonts w:ascii="Segoe UI" w:hAnsi="Segoe UI" w:cs="Segoe UI"/>
+                <w:b w:val="0"/>
+                <w:i w:val="0"/>
+                <w:color w:val="1C2B3A"/>
+                <w:sz w:val="20"/>
+              </w:rPr>
+              <w:t xml:space="preserve">The Process Groups, Knowledge Areas and the 49 processes and their grid placement are confirmed PMBOK facts; the ITTO cross-references (which Inputs, Tools &amp; Techniques and Outputs each process uses) are a </w:t>
+            </w:r>
+            <w:r>
+              <w:rPr>
+                <w:rFonts w:ascii="Segoe UI" w:hAnsi="Segoe UI" w:cs="Segoe UI"/>
+                <w:b/>
+                <w:i w:val="0"/>
+                <w:color w:val="1C2B3A"/>
+                <w:sz w:val="20"/>
+              </w:rPr>
+              <w:t>curated, indicative</w:t>
+            </w:r>
+            <w:r>
+              <w:rPr>
+                <w:rFonts w:ascii="Segoe UI" w:hAnsi="Segoe UI" w:cs="Segoe UI"/>
+                <w:b w:val="0"/>
+                <w:i w:val="0"/>
+                <w:color w:val="1C2B3A"/>
+                <w:sz w:val="20"/>
+              </w:rPr>
+              <w:t xml:space="preserve"> reconstruction — the most characteristic items per process, not the guide's exhaustive tables — and must be SME-verified against the licensed PMBOK Guide before formal use. PMBOK, PMI and PMP are marks of the Project Management Institute, Inc.; this is an independent tool, not affiliated with PMI.</w:t>
+            </w:r>
+          </w:p>
+        </w:tc>
+      </w:tr>
+    </w:tbl>
+    <w:p/>
+    <w:p>
+      <w:pPr>
         <w:pStyle w:val="Heading1"/>
         <w:spacing w:before="280" w:after="80"/>
       </w:pPr>
@@ -5193,7 +5678,7 @@
         <w:sz w:val="16"/>
       </w:rPr>
       <w:tab/>
-      <w:t>v1.1</w:t>
+      <w:t>v1.2</w:t>
       <w:tab/>
     </w:r>
     <w:r>

--- a/docs/02_User_Manual.docx
+++ b/docs/02_User_Manual.docx
@@ -165,7 +165,7 @@
                 <w:color w:val="1C2B3A"/>
                 <w:sz w:val="22"/>
               </w:rPr>
-              <w:t>v1.2</w:t>
+              <w:t>v1.3</w:t>
             </w:r>
           </w:p>
         </w:tc>
@@ -628,6 +628,76 @@
                 <w:sz w:val="20"/>
               </w:rPr>
               <w:t>Added PMBOK 6th ed (the 5×10 process matrix) as the fourth framework — address and a §12 section covering its grid, layers and I/O/T codes.</w:t>
+            </w:r>
+          </w:p>
+        </w:tc>
+      </w:tr>
+      <w:tr>
+        <w:tc>
+          <w:tcPr>
+            <w:tcW w:type="dxa" w:w="2353"/>
+          </w:tcPr>
+          <w:p>
+            <w:r>
+              <w:rPr>
+                <w:rFonts w:ascii="Segoe UI" w:hAnsi="Segoe UI" w:cs="Segoe UI"/>
+                <w:b w:val="0"/>
+                <w:i w:val="0"/>
+                <w:color w:val="1C2B3A"/>
+                <w:sz w:val="20"/>
+              </w:rPr>
+              <w:t>v1.3</w:t>
+            </w:r>
+          </w:p>
+        </w:tc>
+        <w:tc>
+          <w:tcPr>
+            <w:tcW w:type="dxa" w:w="2353"/>
+          </w:tcPr>
+          <w:p>
+            <w:r>
+              <w:rPr>
+                <w:rFonts w:ascii="Segoe UI" w:hAnsi="Segoe UI" w:cs="Segoe UI"/>
+                <w:b w:val="0"/>
+                <w:i w:val="0"/>
+                <w:color w:val="1C2B3A"/>
+                <w:sz w:val="20"/>
+              </w:rPr>
+              <w:t>2026-08-02</w:t>
+            </w:r>
+          </w:p>
+        </w:tc>
+        <w:tc>
+          <w:tcPr>
+            <w:tcW w:type="dxa" w:w="2353"/>
+          </w:tcPr>
+          <w:p>
+            <w:r>
+              <w:rPr>
+                <w:rFonts w:ascii="Segoe UI" w:hAnsi="Segoe UI" w:cs="Segoe UI"/>
+                <w:b w:val="0"/>
+                <w:i w:val="0"/>
+                <w:color w:val="1C2B3A"/>
+                <w:sz w:val="20"/>
+              </w:rPr>
+              <w:t>Douglas Colvin</w:t>
+            </w:r>
+          </w:p>
+        </w:tc>
+        <w:tc>
+          <w:tcPr>
+            <w:tcW w:type="dxa" w:w="2353"/>
+          </w:tcPr>
+          <w:p>
+            <w:r>
+              <w:rPr>
+                <w:rFonts w:ascii="Segoe UI" w:hAnsi="Segoe UI" w:cs="Segoe UI"/>
+                <w:b w:val="0"/>
+                <w:i w:val="0"/>
+                <w:color w:val="1C2B3A"/>
+                <w:sz w:val="20"/>
+              </w:rPr>
+              <w:t>Timeline Reset button documented; note on PMBOK's Tools &amp; Techniques band sitting under Inputs &amp; Outputs in the Matrix.</w:t>
             </w:r>
           </w:p>
         </w:tc>
@@ -3163,6 +3233,42 @@
           </w:p>
         </w:tc>
       </w:tr>
+      <w:tr>
+        <w:tc>
+          <w:tcPr>
+            <w:tcW w:type="dxa" w:w="2381"/>
+          </w:tcPr>
+          <w:p>
+            <w:r>
+              <w:rPr>
+                <w:rFonts w:ascii="Segoe UI" w:hAnsi="Segoe UI" w:cs="Segoe UI"/>
+                <w:b w:val="0"/>
+                <w:i w:val="0"/>
+                <w:color w:val="1C2B3A"/>
+                <w:sz w:val="19"/>
+              </w:rPr>
+              <w:t>Reset (gold button)</w:t>
+            </w:r>
+          </w:p>
+        </w:tc>
+        <w:tc>
+          <w:tcPr>
+            <w:tcW w:type="dxa" w:w="6406"/>
+          </w:tcPr>
+          <w:p>
+            <w:r>
+              <w:rPr>
+                <w:rFonts w:ascii="Segoe UI" w:hAnsi="Segoe UI" w:cs="Segoe UI"/>
+                <w:b w:val="0"/>
+                <w:i w:val="0"/>
+                <w:color w:val="1C2B3A"/>
+                <w:sz w:val="19"/>
+              </w:rPr>
+              <w:t>Clear everything at once — deselect the current element, close the detail panel, and return the scrubber to the first stage / full-strength view</w:t>
+            </w:r>
+          </w:p>
+        </w:tc>
+      </w:tr>
     </w:tbl>
     <w:p/>
     <w:tbl>
@@ -5083,7 +5189,27 @@
           <w:color w:val="1C2B3A"/>
           <w:sz w:val="22"/>
         </w:rPr>
-        <w:t>.</w:t>
+        <w:t xml:space="preserve">. In the Matrix view the Tools &amp; Techniques band sits directly </w:t>
+      </w:r>
+      <w:r>
+        <w:rPr>
+          <w:rFonts w:ascii="Segoe UI" w:hAnsi="Segoe UI" w:cs="Segoe UI"/>
+          <w:b/>
+          <w:i w:val="0"/>
+          <w:color w:val="1C2B3A"/>
+          <w:sz w:val="22"/>
+        </w:rPr>
+        <w:t>under</w:t>
+      </w:r>
+      <w:r>
+        <w:rPr>
+          <w:rFonts w:ascii="Segoe UI" w:hAnsi="Segoe UI" w:cs="Segoe UI"/>
+          <w:b w:val="0"/>
+          <w:i w:val="0"/>
+          <w:color w:val="1C2B3A"/>
+          <w:sz w:val="22"/>
+        </w:rPr>
+        <w:t xml:space="preserve"> Inputs &amp; Outputs (its heading at the very bottom), keeping the layout centred rather than lopsided.</w:t>
       </w:r>
     </w:p>
     <w:tbl>
@@ -5678,7 +5804,7 @@
         <w:sz w:val="16"/>
       </w:rPr>
       <w:tab/>
-      <w:t>v1.2</w:t>
+      <w:t>v1.3</w:t>
       <w:tab/>
     </w:r>
     <w:r>

--- a/docs/02_User_Manual.docx
+++ b/docs/02_User_Manual.docx
@@ -165,7 +165,7 @@
                 <w:color w:val="1C2B3A"/>
                 <w:sz w:val="22"/>
               </w:rPr>
-              <w:t>v1.3</w:t>
+              <w:t>v1.4</w:t>
             </w:r>
           </w:p>
         </w:tc>
@@ -201,7 +201,7 @@
                 <w:color w:val="1C2B3A"/>
                 <w:sz w:val="22"/>
               </w:rPr>
-              <w:t>2 August 2026</w:t>
+              <w:t>6 August 2026</w:t>
             </w:r>
           </w:p>
         </w:tc>
@@ -698,6 +698,76 @@
                 <w:sz w:val="20"/>
               </w:rPr>
               <w:t>Timeline Reset button documented; note on PMBOK's Tools &amp; Techniques band sitting under Inputs &amp; Outputs in the Matrix.</w:t>
+            </w:r>
+          </w:p>
+        </w:tc>
+      </w:tr>
+      <w:tr>
+        <w:tc>
+          <w:tcPr>
+            <w:tcW w:type="dxa" w:w="2353"/>
+          </w:tcPr>
+          <w:p>
+            <w:r>
+              <w:rPr>
+                <w:rFonts w:ascii="Segoe UI" w:hAnsi="Segoe UI" w:cs="Segoe UI"/>
+                <w:b w:val="0"/>
+                <w:i w:val="0"/>
+                <w:color w:val="1C2B3A"/>
+                <w:sz w:val="20"/>
+              </w:rPr>
+              <w:t>v1.4</w:t>
+            </w:r>
+          </w:p>
+        </w:tc>
+        <w:tc>
+          <w:tcPr>
+            <w:tcW w:type="dxa" w:w="2353"/>
+          </w:tcPr>
+          <w:p>
+            <w:r>
+              <w:rPr>
+                <w:rFonts w:ascii="Segoe UI" w:hAnsi="Segoe UI" w:cs="Segoe UI"/>
+                <w:b w:val="0"/>
+                <w:i w:val="0"/>
+                <w:color w:val="1C2B3A"/>
+                <w:sz w:val="20"/>
+              </w:rPr>
+              <w:t>2026-08-06</w:t>
+            </w:r>
+          </w:p>
+        </w:tc>
+        <w:tc>
+          <w:tcPr>
+            <w:tcW w:type="dxa" w:w="2353"/>
+          </w:tcPr>
+          <w:p>
+            <w:r>
+              <w:rPr>
+                <w:rFonts w:ascii="Segoe UI" w:hAnsi="Segoe UI" w:cs="Segoe UI"/>
+                <w:b w:val="0"/>
+                <w:i w:val="0"/>
+                <w:color w:val="1C2B3A"/>
+                <w:sz w:val="20"/>
+              </w:rPr>
+              <w:t>Douglas Colvin</w:t>
+            </w:r>
+          </w:p>
+        </w:tc>
+        <w:tc>
+          <w:tcPr>
+            <w:tcW w:type="dxa" w:w="2353"/>
+          </w:tcPr>
+          <w:p>
+            <w:r>
+              <w:rPr>
+                <w:rFonts w:ascii="Segoe UI" w:hAnsi="Segoe UI" w:cs="Segoe UI"/>
+                <w:b w:val="0"/>
+                <w:i w:val="0"/>
+                <w:color w:val="1C2B3A"/>
+                <w:sz w:val="20"/>
+              </w:rPr>
+              <w:t>View worked example: product detail panels link the corresponding completed Helios document (PDF) across all four frameworks.</w:t>
             </w:r>
           </w:p>
         </w:tc>
@@ -5804,7 +5874,7 @@
         <w:sz w:val="16"/>
       </w:rPr>
       <w:tab/>
-      <w:t>v1.3</w:t>
+      <w:t>v1.4</w:t>
       <w:tab/>
     </w:r>
     <w:r>
